--- a/14种扫雷变体/C.docx
+++ b/14种扫雷变体/C.docx
@@ -18,7 +18,35 @@
           <w:rFonts w:hint="eastAsia"/>
           <w:lang w:eastAsia="zh-CN"/>
         </w:rPr>
-        <w:t>列出可能性（考虑到雷必然连通）</w:t>
+        <w:t>列出可能性（考虑到雷</w:t>
+      </w:r>
+      <w:r>
+        <w:rPr>
+          <w:rFonts w:hint="eastAsia"/>
+          <w:lang w:eastAsia="zh-CN"/>
+        </w:rPr>
+        <w:t>是</w:t>
+      </w:r>
+      <w:r>
+        <w:rPr>
+          <w:rFonts w:hint="eastAsia"/>
+          <w:lang w:eastAsia="zh-CN"/>
+        </w:rPr>
+        <w:t>连通</w:t>
+      </w:r>
+      <w:r>
+        <w:rPr>
+          <w:rFonts w:hint="eastAsia"/>
+          <w:lang w:eastAsia="zh-CN"/>
+        </w:rPr>
+        <w:t>的</w:t>
+      </w:r>
+      <w:r>
+        <w:rPr>
+          <w:rFonts w:hint="eastAsia"/>
+          <w:lang w:eastAsia="zh-CN"/>
+        </w:rPr>
+        <w:t>）</w:t>
       </w:r>
     </w:p>
     <w:p>
@@ -47,12 +75,12 @@
       <w:pPr>
         <w:pStyle w:val="a9"/>
         <w:rPr>
-          <w:rFonts w:hint="eastAsia"/>
           <w:lang w:eastAsia="zh-CN"/>
         </w:rPr>
       </w:pPr>
       <w:r>
         <w:rPr>
+          <w:noProof/>
           <w:lang w:eastAsia="zh-CN"/>
         </w:rPr>
         <w:drawing>

--- a/14种扫雷变体/C.docx
+++ b/14种扫雷变体/C.docx
@@ -118,6 +118,127 @@
             </a:graphic>
           </wp:inline>
         </w:drawing>
+      </w:r>
+    </w:p>
+    <w:p>
+      <w:pPr>
+        <w:pStyle w:val="a9"/>
+        <w:rPr>
+          <w:lang w:eastAsia="zh-CN"/>
+        </w:rPr>
+      </w:pPr>
+    </w:p>
+    <w:p>
+      <w:pPr>
+        <w:pStyle w:val="a9"/>
+        <w:numPr>
+          <w:ilvl w:val="0"/>
+          <w:numId w:val="1"/>
+        </w:numPr>
+        <w:rPr>
+          <w:lang w:eastAsia="zh-CN"/>
+        </w:rPr>
+      </w:pPr>
+      <w:r>
+        <w:rPr>
+          <w:rFonts w:hint="eastAsia"/>
+          <w:lang w:eastAsia="zh-CN"/>
+        </w:rPr>
+        <w:t>找出不相连的格子</w:t>
+      </w:r>
+    </w:p>
+    <w:p>
+      <w:pPr>
+        <w:pStyle w:val="a9"/>
+        <w:rPr>
+          <w:lang w:eastAsia="zh-CN"/>
+        </w:rPr>
+      </w:pPr>
+      <w:r>
+        <w:rPr>
+          <w:rFonts w:hint="eastAsia"/>
+          <w:lang w:eastAsia="zh-CN"/>
+        </w:rPr>
+        <w:t xml:space="preserve">e.g. </w:t>
+      </w:r>
+      <w:r>
+        <w:rPr>
+          <w:rFonts w:hint="eastAsia"/>
+          <w:lang w:eastAsia="zh-CN"/>
+        </w:rPr>
+        <w:t>下图中打勾的即不相连，因为需要和上下连通</w:t>
+      </w:r>
+    </w:p>
+    <w:p>
+      <w:pPr>
+        <w:pStyle w:val="a9"/>
+        <w:rPr>
+          <w:lang w:eastAsia="zh-CN"/>
+        </w:rPr>
+      </w:pPr>
+      <w:r>
+        <w:rPr>
+          <w:lang w:eastAsia="zh-CN"/>
+        </w:rPr>
+        <w:lastRenderedPageBreak/>
+        <w:drawing>
+          <wp:inline distT="0" distB="0" distL="0" distR="0" wp14:anchorId="30EC1D0E" wp14:editId="33401C52">
+            <wp:extent cx="4440738" cy="4219931"/>
+            <wp:effectExtent l="0" t="0" r="0" b="9525"/>
+            <wp:docPr id="332178037" name="图片 1"/>
+            <wp:cNvGraphicFramePr>
+              <a:graphicFrameLocks xmlns:a="http://schemas.openxmlformats.org/drawingml/2006/main" noChangeAspect="1"/>
+            </wp:cNvGraphicFramePr>
+            <a:graphic xmlns:a="http://schemas.openxmlformats.org/drawingml/2006/main">
+              <a:graphicData uri="http://schemas.openxmlformats.org/drawingml/2006/picture">
+                <pic:pic xmlns:pic="http://schemas.openxmlformats.org/drawingml/2006/picture">
+                  <pic:nvPicPr>
+                    <pic:cNvPr id="332178037" name=""/>
+                    <pic:cNvPicPr/>
+                  </pic:nvPicPr>
+                  <pic:blipFill>
+                    <a:blip r:embed="rId6"/>
+                    <a:stretch>
+                      <a:fillRect/>
+                    </a:stretch>
+                  </pic:blipFill>
+                  <pic:spPr>
+                    <a:xfrm>
+                      <a:off x="0" y="0"/>
+                      <a:ext cx="4445203" cy="4224174"/>
+                    </a:xfrm>
+                    <a:prstGeom prst="rect">
+                      <a:avLst/>
+                    </a:prstGeom>
+                  </pic:spPr>
+                </pic:pic>
+              </a:graphicData>
+            </a:graphic>
+          </wp:inline>
+        </w:drawing>
+      </w:r>
+    </w:p>
+    <w:p>
+      <w:pPr>
+        <w:pStyle w:val="a9"/>
+        <w:rPr>
+          <w:rFonts w:hint="eastAsia"/>
+          <w:lang w:eastAsia="zh-CN"/>
+        </w:rPr>
+      </w:pPr>
+      <w:r>
+        <w:rPr>
+          <w:rFonts w:hint="eastAsia"/>
+          <w:lang w:eastAsia="zh-CN"/>
+        </w:rPr>
+        <w:t>P.S. 1</w:t>
+      </w:r>
+      <w:r>
+        <w:rPr>
+          <w:rFonts w:hint="eastAsia"/>
+          <w:lang w:eastAsia="zh-CN"/>
+        </w:rPr>
+        <w:t>中的例子也可以这么解</w:t>
       </w:r>
     </w:p>
     <w:sectPr>

--- a/14种扫雷变体/C.docx
+++ b/14种扫雷变体/C.docx
@@ -7,133 +7,7 @@
         <w:pStyle w:val="a9"/>
         <w:numPr>
           <w:ilvl w:val="0"/>
-          <w:numId w:val="1"/>
-        </w:numPr>
-        <w:rPr>
-          <w:lang w:eastAsia="zh-CN"/>
-        </w:rPr>
-      </w:pPr>
-      <w:r>
-        <w:rPr>
-          <w:rFonts w:hint="eastAsia"/>
-          <w:lang w:eastAsia="zh-CN"/>
-        </w:rPr>
-        <w:t>列出可能性（考虑到雷</w:t>
-      </w:r>
-      <w:r>
-        <w:rPr>
-          <w:rFonts w:hint="eastAsia"/>
-          <w:lang w:eastAsia="zh-CN"/>
-        </w:rPr>
-        <w:t>是</w:t>
-      </w:r>
-      <w:r>
-        <w:rPr>
-          <w:rFonts w:hint="eastAsia"/>
-          <w:lang w:eastAsia="zh-CN"/>
-        </w:rPr>
-        <w:t>连通</w:t>
-      </w:r>
-      <w:r>
-        <w:rPr>
-          <w:rFonts w:hint="eastAsia"/>
-          <w:lang w:eastAsia="zh-CN"/>
-        </w:rPr>
-        <w:t>的</w:t>
-      </w:r>
-      <w:r>
-        <w:rPr>
-          <w:rFonts w:hint="eastAsia"/>
-          <w:lang w:eastAsia="zh-CN"/>
-        </w:rPr>
-        <w:t>）</w:t>
-      </w:r>
-    </w:p>
-    <w:p>
-      <w:pPr>
-        <w:pStyle w:val="a9"/>
-        <w:rPr>
-          <w:lang w:eastAsia="zh-CN"/>
-        </w:rPr>
-      </w:pPr>
-      <w:r>
-        <w:rPr>
-          <w:rFonts w:hint="eastAsia"/>
-          <w:lang w:eastAsia="zh-CN"/>
-        </w:rPr>
-        <w:t xml:space="preserve">e.g. </w:t>
-      </w:r>
-      <w:r>
-        <w:rPr>
-          <w:rFonts w:hint="eastAsia"/>
-          <w:lang w:eastAsia="zh-CN"/>
-        </w:rPr>
-        <w:t>列出可能性后可得出打勾区域不是雷</w:t>
-      </w:r>
-    </w:p>
-    <w:p>
-      <w:pPr>
-        <w:pStyle w:val="a9"/>
-        <w:rPr>
-          <w:lang w:eastAsia="zh-CN"/>
-        </w:rPr>
-      </w:pPr>
-      <w:r>
-        <w:rPr>
-          <w:noProof/>
-          <w:lang w:eastAsia="zh-CN"/>
-        </w:rPr>
-        <w:drawing>
-          <wp:inline distT="0" distB="0" distL="0" distR="0" wp14:anchorId="77A93DEB" wp14:editId="4A171F88">
-            <wp:extent cx="4131914" cy="4016681"/>
-            <wp:effectExtent l="0" t="0" r="2540" b="3175"/>
-            <wp:docPr id="1005106100" name="图片 1"/>
-            <wp:cNvGraphicFramePr>
-              <a:graphicFrameLocks xmlns:a="http://schemas.openxmlformats.org/drawingml/2006/main" noChangeAspect="1"/>
-            </wp:cNvGraphicFramePr>
-            <a:graphic xmlns:a="http://schemas.openxmlformats.org/drawingml/2006/main">
-              <a:graphicData uri="http://schemas.openxmlformats.org/drawingml/2006/picture">
-                <pic:pic xmlns:pic="http://schemas.openxmlformats.org/drawingml/2006/picture">
-                  <pic:nvPicPr>
-                    <pic:cNvPr id="1005106100" name=""/>
-                    <pic:cNvPicPr/>
-                  </pic:nvPicPr>
-                  <pic:blipFill>
-                    <a:blip r:embed="rId5"/>
-                    <a:stretch>
-                      <a:fillRect/>
-                    </a:stretch>
-                  </pic:blipFill>
-                  <pic:spPr>
-                    <a:xfrm>
-                      <a:off x="0" y="0"/>
-                      <a:ext cx="4138665" cy="4023244"/>
-                    </a:xfrm>
-                    <a:prstGeom prst="rect">
-                      <a:avLst/>
-                    </a:prstGeom>
-                  </pic:spPr>
-                </pic:pic>
-              </a:graphicData>
-            </a:graphic>
-          </wp:inline>
-        </w:drawing>
-      </w:r>
-    </w:p>
-    <w:p>
-      <w:pPr>
-        <w:pStyle w:val="a9"/>
-        <w:rPr>
-          <w:lang w:eastAsia="zh-CN"/>
-        </w:rPr>
-      </w:pPr>
-    </w:p>
-    <w:p>
-      <w:pPr>
-        <w:pStyle w:val="a9"/>
-        <w:numPr>
-          <w:ilvl w:val="0"/>
-          <w:numId w:val="1"/>
+          <w:numId w:val="2"/>
         </w:numPr>
         <w:rPr>
           <w:lang w:eastAsia="zh-CN"/>
@@ -173,14 +47,15 @@
       <w:pPr>
         <w:pStyle w:val="a9"/>
         <w:rPr>
+          <w:rFonts w:hint="eastAsia"/>
           <w:lang w:eastAsia="zh-CN"/>
         </w:rPr>
       </w:pPr>
       <w:r>
         <w:rPr>
+          <w:noProof/>
           <w:lang w:eastAsia="zh-CN"/>
         </w:rPr>
-        <w:lastRenderedPageBreak/>
         <w:drawing>
           <wp:inline distT="0" distB="0" distL="0" distR="0" wp14:anchorId="30EC1D0E" wp14:editId="33401C52">
             <wp:extent cx="4440738" cy="4219931"/>
@@ -197,7 +72,7 @@
                     <pic:cNvPicPr/>
                   </pic:nvPicPr>
                   <pic:blipFill>
-                    <a:blip r:embed="rId6"/>
+                    <a:blip r:embed="rId5"/>
                     <a:stretch>
                       <a:fillRect/>
                     </a:stretch>
@@ -218,29 +93,6 @@
         </w:drawing>
       </w:r>
     </w:p>
-    <w:p>
-      <w:pPr>
-        <w:pStyle w:val="a9"/>
-        <w:rPr>
-          <w:rFonts w:hint="eastAsia"/>
-          <w:lang w:eastAsia="zh-CN"/>
-        </w:rPr>
-      </w:pPr>
-      <w:r>
-        <w:rPr>
-          <w:rFonts w:hint="eastAsia"/>
-          <w:lang w:eastAsia="zh-CN"/>
-        </w:rPr>
-        <w:t>P.S. 1</w:t>
-      </w:r>
-      <w:r>
-        <w:rPr>
-          <w:rFonts w:hint="eastAsia"/>
-          <w:lang w:eastAsia="zh-CN"/>
-        </w:rPr>
-        <w:t>中的例子也可以这么解</w:t>
-      </w:r>
-    </w:p>
     <w:sectPr>
       <w:pgSz w:w="11906" w:h="16838"/>
       <w:pgMar w:top="1440" w:right="1800" w:bottom="1440" w:left="1800" w:header="708" w:footer="708" w:gutter="0"/>
@@ -254,6 +106,95 @@
 <file path=word/numbering.xml><?xml version="1.0" encoding="utf-8"?>
 <w:numbering xmlns:wpc="http://schemas.microsoft.com/office/word/2010/wordprocessingCanvas" xmlns:cx="http://schemas.microsoft.com/office/drawing/2014/chartex" xmlns:cx1="http://schemas.microsoft.com/office/drawing/2015/9/8/chartex" xmlns:cx2="http://schemas.microsoft.com/office/drawing/2015/10/21/chartex" xmlns:cx3="http://schemas.microsoft.com/office/drawing/2016/5/9/chartex" xmlns:cx4="http://schemas.microsoft.com/office/drawing/2016/5/10/chartex" xmlns:cx5="http://schemas.microsoft.com/office/drawing/2016/5/11/chartex" xmlns:cx6="http://schemas.microsoft.com/office/drawing/2016/5/12/chartex" xmlns:cx7="http://schemas.microsoft.com/office/drawing/2016/5/13/chartex" xmlns:cx8="http://schemas.microsoft.com/office/drawing/2016/5/14/chartex" xmlns:mc="http://schemas.openxmlformats.org/markup-compatibility/2006" xmlns:aink="http://schemas.microsoft.com/office/drawing/2016/ink" xmlns:am3d="http://schemas.microsoft.com/office/drawing/2017/model3d" xmlns:o="urn:schemas-microsoft-com:office:office" xmlns:oel="http://schemas.microsoft.com/office/2019/extlst" xmlns:r="http://schemas.openxmlformats.org/officeDocument/2006/relationships" xmlns:m="http://schemas.openxmlformats.org/officeDocument/2006/math" xmlns:v="urn:schemas-microsoft-com:vml" xmlns:wp14="http://schemas.microsoft.com/office/word/2010/wordprocessingDrawing" xmlns:wp="http://schemas.openxmlformats.org/drawingml/2006/wordprocessingDrawing" xmlns:w10="urn:schemas-microsoft-com:office:word" xmlns:w="http://schemas.openxmlformats.org/wordprocessingml/2006/main" xmlns:w14="http://schemas.microsoft.com/office/word/2010/wordml" xmlns:w15="http://schemas.microsoft.com/office/word/2012/wordml" xmlns:w16cex="http://schemas.microsoft.com/office/word/2018/wordml/cex" xmlns:w16cid="http://schemas.microsoft.com/office/word/2016/wordml/cid" xmlns:w16="http://schemas.microsoft.com/office/word/2018/wordml" xmlns:w16du="http://schemas.microsoft.com/office/word/2023/wordml/word16du" xmlns:w16sdtdh="http://schemas.microsoft.com/office/word/2020/wordml/sdtdatahash" xmlns:w16sdtfl="http://schemas.microsoft.com/office/word/2024/wordml/sdtformatlock" xmlns:w16se="http://schemas.microsoft.com/office/word/2015/wordml/symex" xmlns:wpg="http://schemas.microsoft.com/office/word/2010/wordprocessingGroup" xmlns:wpi="http://schemas.microsoft.com/office/word/2010/wordprocessingInk" xmlns:wne="http://schemas.microsoft.com/office/word/2006/wordml" xmlns:wps="http://schemas.microsoft.com/office/word/2010/wordprocessingShape" mc:Ignorable="w14 w15 w16se w16cid w16 w16cex w16sdtdh w16sdtfl w16du wp14">
   <w:abstractNum w:abstractNumId="0" w15:restartNumberingAfterBreak="0">
+    <w:nsid w:val="20977B89"/>
+    <w:multiLevelType w:val="hybridMultilevel"/>
+    <w:tmpl w:val="DF14BDF6"/>
+    <w:lvl w:ilvl="0" w:tplc="0409000F">
+      <w:start w:val="1"/>
+      <w:numFmt w:val="decimal"/>
+      <w:lvlText w:val="%1."/>
+      <w:lvlJc w:val="left"/>
+      <w:pPr>
+        <w:ind w:left="720" w:hanging="360"/>
+      </w:pPr>
+      <w:rPr>
+        <w:rFonts w:hint="default"/>
+      </w:rPr>
+    </w:lvl>
+    <w:lvl w:ilvl="1" w:tplc="04090019" w:tentative="1">
+      <w:start w:val="1"/>
+      <w:numFmt w:val="lowerLetter"/>
+      <w:lvlText w:val="%2."/>
+      <w:lvlJc w:val="left"/>
+      <w:pPr>
+        <w:ind w:left="1440" w:hanging="360"/>
+      </w:pPr>
+    </w:lvl>
+    <w:lvl w:ilvl="2" w:tplc="0409001B" w:tentative="1">
+      <w:start w:val="1"/>
+      <w:numFmt w:val="lowerRoman"/>
+      <w:lvlText w:val="%3."/>
+      <w:lvlJc w:val="right"/>
+      <w:pPr>
+        <w:ind w:left="2160" w:hanging="180"/>
+      </w:pPr>
+    </w:lvl>
+    <w:lvl w:ilvl="3" w:tplc="0409000F" w:tentative="1">
+      <w:start w:val="1"/>
+      <w:numFmt w:val="decimal"/>
+      <w:lvlText w:val="%4."/>
+      <w:lvlJc w:val="left"/>
+      <w:pPr>
+        <w:ind w:left="2880" w:hanging="360"/>
+      </w:pPr>
+    </w:lvl>
+    <w:lvl w:ilvl="4" w:tplc="04090019" w:tentative="1">
+      <w:start w:val="1"/>
+      <w:numFmt w:val="lowerLetter"/>
+      <w:lvlText w:val="%5."/>
+      <w:lvlJc w:val="left"/>
+      <w:pPr>
+        <w:ind w:left="3600" w:hanging="360"/>
+      </w:pPr>
+    </w:lvl>
+    <w:lvl w:ilvl="5" w:tplc="0409001B" w:tentative="1">
+      <w:start w:val="1"/>
+      <w:numFmt w:val="lowerRoman"/>
+      <w:lvlText w:val="%6."/>
+      <w:lvlJc w:val="right"/>
+      <w:pPr>
+        <w:ind w:left="4320" w:hanging="180"/>
+      </w:pPr>
+    </w:lvl>
+    <w:lvl w:ilvl="6" w:tplc="0409000F" w:tentative="1">
+      <w:start w:val="1"/>
+      <w:numFmt w:val="decimal"/>
+      <w:lvlText w:val="%7."/>
+      <w:lvlJc w:val="left"/>
+      <w:pPr>
+        <w:ind w:left="5040" w:hanging="360"/>
+      </w:pPr>
+    </w:lvl>
+    <w:lvl w:ilvl="7" w:tplc="04090019" w:tentative="1">
+      <w:start w:val="1"/>
+      <w:numFmt w:val="lowerLetter"/>
+      <w:lvlText w:val="%8."/>
+      <w:lvlJc w:val="left"/>
+      <w:pPr>
+        <w:ind w:left="5760" w:hanging="360"/>
+      </w:pPr>
+    </w:lvl>
+    <w:lvl w:ilvl="8" w:tplc="0409001B" w:tentative="1">
+      <w:start w:val="1"/>
+      <w:numFmt w:val="lowerRoman"/>
+      <w:lvlText w:val="%9."/>
+      <w:lvlJc w:val="right"/>
+      <w:pPr>
+        <w:ind w:left="6480" w:hanging="180"/>
+      </w:pPr>
+    </w:lvl>
+  </w:abstractNum>
+  <w:abstractNum w:abstractNumId="1" w15:restartNumberingAfterBreak="0">
     <w:nsid w:val="6D287716"/>
     <w:multiLevelType w:val="hybridMultilevel"/>
     <w:tmpl w:val="F1B8A2C6"/>
@@ -343,6 +284,9 @@
     </w:lvl>
   </w:abstractNum>
   <w:num w:numId="1" w16cid:durableId="1040008349">
+    <w:abstractNumId w:val="1"/>
+  </w:num>
+  <w:num w:numId="2" w16cid:durableId="1220167423">
     <w:abstractNumId w:val="0"/>
   </w:num>
 </w:numbering>

--- a/14种扫雷变体/C.docx
+++ b/14种扫雷变体/C.docx
@@ -47,7 +47,6 @@
       <w:pPr>
         <w:pStyle w:val="a9"/>
         <w:rPr>
-          <w:rFonts w:hint="eastAsia"/>
           <w:lang w:eastAsia="zh-CN"/>
         </w:rPr>
       </w:pPr>
@@ -91,6 +90,76 @@
             </a:graphic>
           </wp:inline>
         </w:drawing>
+      </w:r>
+    </w:p>
+    <w:p>
+      <w:pPr>
+        <w:pStyle w:val="a9"/>
+        <w:rPr>
+          <w:lang w:eastAsia="zh-CN"/>
+        </w:rPr>
+      </w:pPr>
+    </w:p>
+    <w:p>
+      <w:pPr>
+        <w:pStyle w:val="a9"/>
+        <w:numPr>
+          <w:ilvl w:val="0"/>
+          <w:numId w:val="2"/>
+        </w:numPr>
+        <w:rPr>
+          <w:rFonts w:hint="eastAsia"/>
+          <w:lang w:eastAsia="zh-CN"/>
+        </w:rPr>
+      </w:pPr>
+      <w:r>
+        <w:rPr>
+          <w:rFonts w:hint="eastAsia"/>
+          <w:lang w:eastAsia="zh-CN"/>
+        </w:rPr>
+        <w:t>参考</w:t>
+      </w:r>
+      <w:r>
+        <w:rPr>
+          <w:rFonts w:hint="eastAsia"/>
+          <w:lang w:eastAsia="zh-CN"/>
+        </w:rPr>
+        <w:t>M</w:t>
+      </w:r>
+      <w:r>
+        <w:rPr>
+          <w:rFonts w:hint="eastAsia"/>
+          <w:lang w:eastAsia="zh-CN"/>
+        </w:rPr>
+        <w:t>的</w:t>
+      </w:r>
+      <w:r>
+        <w:rPr>
+          <w:rFonts w:hint="eastAsia"/>
+          <w:lang w:eastAsia="zh-CN"/>
+        </w:rPr>
+        <w:t>1</w:t>
+      </w:r>
+      <w:r>
+        <w:rPr>
+          <w:rFonts w:hint="eastAsia"/>
+          <w:lang w:eastAsia="zh-CN"/>
+        </w:rPr>
+        <w:t>和</w:t>
+      </w:r>
+      <w:r>
+        <w:rPr>
+          <w:rFonts w:hint="eastAsia"/>
+          <w:lang w:eastAsia="zh-CN"/>
+        </w:rPr>
+        <w:t>2</w:t>
+      </w:r>
+      <w:r>
+        <w:rPr>
+          <w:rFonts w:hint="eastAsia"/>
+          <w:lang w:eastAsia="zh-CN"/>
+        </w:rPr>
+        <w:t>，找共同雷和共同非雷</w:t>
       </w:r>
     </w:p>
     <w:sectPr>

--- a/14种扫雷变体/C.docx
+++ b/14种扫雷变体/C.docx
@@ -108,50 +108,168 @@
           <w:numId w:val="2"/>
         </w:numPr>
         <w:rPr>
+          <w:lang w:eastAsia="zh-CN"/>
+        </w:rPr>
+      </w:pPr>
+      <w:r>
+        <w:rPr>
           <w:rFonts w:hint="eastAsia"/>
           <w:lang w:eastAsia="zh-CN"/>
         </w:rPr>
-      </w:pPr>
+        <w:t>参考</w:t>
+      </w:r>
       <w:r>
         <w:rPr>
           <w:rFonts w:hint="eastAsia"/>
           <w:lang w:eastAsia="zh-CN"/>
         </w:rPr>
-        <w:t>参考</w:t>
+        <w:t>M</w:t>
       </w:r>
       <w:r>
         <w:rPr>
           <w:rFonts w:hint="eastAsia"/>
           <w:lang w:eastAsia="zh-CN"/>
         </w:rPr>
-        <w:t>M</w:t>
+        <w:t>的</w:t>
       </w:r>
       <w:r>
         <w:rPr>
           <w:rFonts w:hint="eastAsia"/>
           <w:lang w:eastAsia="zh-CN"/>
         </w:rPr>
-        <w:t>的</w:t>
+        <w:t>1</w:t>
       </w:r>
       <w:r>
         <w:rPr>
           <w:rFonts w:hint="eastAsia"/>
           <w:lang w:eastAsia="zh-CN"/>
         </w:rPr>
-        <w:t>1</w:t>
+        <w:t>和</w:t>
       </w:r>
       <w:r>
         <w:rPr>
           <w:rFonts w:hint="eastAsia"/>
           <w:lang w:eastAsia="zh-CN"/>
         </w:rPr>
-        <w:t>和</w:t>
+        <w:t>2</w:t>
       </w:r>
       <w:r>
         <w:rPr>
           <w:rFonts w:hint="eastAsia"/>
           <w:lang w:eastAsia="zh-CN"/>
         </w:rPr>
+        <w:t>，找共同雷和共同非雷</w:t>
+      </w:r>
+    </w:p>
+    <w:p>
+      <w:pPr>
+        <w:rPr>
+          <w:lang w:eastAsia="zh-CN"/>
+        </w:rPr>
+      </w:pPr>
+    </w:p>
+    <w:p>
+      <w:pPr>
+        <w:pStyle w:val="a9"/>
+        <w:numPr>
+          <w:ilvl w:val="0"/>
+          <w:numId w:val="2"/>
+        </w:numPr>
+        <w:rPr>
+          <w:lang w:eastAsia="zh-CN"/>
+        </w:rPr>
+      </w:pPr>
+      <w:r>
+        <w:rPr>
+          <w:rFonts w:cstheme="minorHAnsi"/>
+          <w:color w:val="000000"/>
+          <w:kern w:val="0"/>
+          <w:szCs w:val="24"/>
+        </w:rPr>
+        <w:t>假设</w:t>
+      </w:r>
+      <w:r>
+        <w:rPr>
+          <w:rFonts w:cstheme="minorHAnsi" w:hint="eastAsia"/>
+          <w:color w:val="000000"/>
+          <w:kern w:val="0"/>
+          <w:szCs w:val="24"/>
+        </w:rPr>
+        <w:t>角落（对一个九宫格而言，中间是数字）</w:t>
+      </w:r>
+      <w:r>
+        <w:rPr>
+          <w:rFonts w:cstheme="minorHAnsi"/>
+          <w:color w:val="000000"/>
+          <w:kern w:val="0"/>
+          <w:szCs w:val="24"/>
+        </w:rPr>
+        <w:t>有雷</w:t>
+      </w:r>
+      <w:r>
+        <w:rPr>
+          <w:rFonts w:cstheme="minorHAnsi" w:hint="eastAsia"/>
+          <w:szCs w:val="24"/>
+          <w:lang w:eastAsia="zh-CN"/>
+        </w:rPr>
+        <w:t>-&gt;</w:t>
+      </w:r>
+      <w:r>
+        <w:rPr>
+          <w:rFonts w:cstheme="minorHAnsi" w:hint="eastAsia"/>
+          <w:szCs w:val="24"/>
+          <w:lang w:eastAsia="zh-CN"/>
+        </w:rPr>
+        <w:t>矛盾</w:t>
+      </w:r>
+    </w:p>
+    <w:p>
+      <w:pPr>
+        <w:ind w:left="720"/>
+        <w:rPr>
+          <w:rFonts w:hint="eastAsia"/>
+          <w:lang w:eastAsia="zh-CN"/>
+        </w:rPr>
+      </w:pPr>
+      <w:r>
+        <w:rPr>
+          <w:rFonts w:hint="eastAsia"/>
+          <w:lang w:eastAsia="zh-CN"/>
+        </w:rPr>
+        <w:t>e.g.</w:t>
+      </w:r>
+      <w:r>
+        <w:rPr>
+          <w:lang w:eastAsia="zh-CN"/>
+        </w:rPr>
+        <w:t xml:space="preserve">  </w:t>
+      </w:r>
+      <w:r>
+        <w:rPr>
+          <w:rFonts w:hint="eastAsia"/>
+          <w:lang w:eastAsia="zh-CN"/>
+        </w:rPr>
+        <w:t>下图中如果</w:t>
+      </w:r>
+      <w:r>
+        <w:rPr>
+          <w:rFonts w:hint="eastAsia"/>
+          <w:lang w:eastAsia="zh-CN"/>
+        </w:rPr>
+        <w:t>x</w:t>
+      </w:r>
+      <w:r>
+        <w:rPr>
+          <w:rFonts w:hint="eastAsia"/>
+          <w:lang w:eastAsia="zh-CN"/>
+        </w:rPr>
+        <w:t>是雷，那么要么会超过下面的</w:t>
+      </w:r>
+      <w:r>
+        <w:rPr>
+          <w:rFonts w:hint="eastAsia"/>
+          <w:lang w:eastAsia="zh-CN"/>
+        </w:rPr>
         <w:t>2</w:t>
       </w:r>
       <w:r>
@@ -159,7 +277,57 @@
           <w:rFonts w:hint="eastAsia"/>
           <w:lang w:eastAsia="zh-CN"/>
         </w:rPr>
-        <w:t>，找共同雷和共同非雷</w:t>
+        <w:t>，要么会导致不连通</w:t>
+      </w:r>
+    </w:p>
+    <w:p>
+      <w:pPr>
+        <w:ind w:left="720"/>
+        <w:rPr>
+          <w:rFonts w:hint="eastAsia"/>
+          <w:lang w:eastAsia="zh-CN"/>
+        </w:rPr>
+      </w:pPr>
+      <w:r>
+        <w:rPr>
+          <w:lang w:eastAsia="zh-CN"/>
+        </w:rPr>
+        <w:lastRenderedPageBreak/>
+        <w:drawing>
+          <wp:inline distT="0" distB="0" distL="0" distR="0" wp14:anchorId="0ABA166A" wp14:editId="0FA10A9B">
+            <wp:extent cx="4782263" cy="4342958"/>
+            <wp:effectExtent l="0" t="0" r="0" b="635"/>
+            <wp:docPr id="370930674" name="图片 1"/>
+            <wp:cNvGraphicFramePr>
+              <a:graphicFrameLocks xmlns:a="http://schemas.openxmlformats.org/drawingml/2006/main" noChangeAspect="1"/>
+            </wp:cNvGraphicFramePr>
+            <a:graphic xmlns:a="http://schemas.openxmlformats.org/drawingml/2006/main">
+              <a:graphicData uri="http://schemas.openxmlformats.org/drawingml/2006/picture">
+                <pic:pic xmlns:pic="http://schemas.openxmlformats.org/drawingml/2006/picture">
+                  <pic:nvPicPr>
+                    <pic:cNvPr id="370930674" name=""/>
+                    <pic:cNvPicPr/>
+                  </pic:nvPicPr>
+                  <pic:blipFill>
+                    <a:blip r:embed="rId6"/>
+                    <a:stretch>
+                      <a:fillRect/>
+                    </a:stretch>
+                  </pic:blipFill>
+                  <pic:spPr>
+                    <a:xfrm>
+                      <a:off x="0" y="0"/>
+                      <a:ext cx="4787091" cy="4347342"/>
+                    </a:xfrm>
+                    <a:prstGeom prst="rect">
+                      <a:avLst/>
+                    </a:prstGeom>
+                  </pic:spPr>
+                </pic:pic>
+              </a:graphicData>
+            </a:graphic>
+          </wp:inline>
+        </w:drawing>
       </w:r>
     </w:p>
     <w:sectPr>

--- a/14种扫雷变体/C.docx
+++ b/14种扫雷变体/C.docx
@@ -158,7 +158,23 @@
           <w:rFonts w:hint="eastAsia"/>
           <w:lang w:eastAsia="zh-CN"/>
         </w:rPr>
-        <w:t>，找共同雷和共同非雷</w:t>
+        <w:t>，</w:t>
+      </w:r>
+      <w:proofErr w:type="gramStart"/>
+      <w:r>
+        <w:rPr>
+          <w:rFonts w:hint="eastAsia"/>
+          <w:lang w:eastAsia="zh-CN"/>
+        </w:rPr>
+        <w:t>找共同雷</w:t>
+      </w:r>
+      <w:proofErr w:type="gramEnd"/>
+      <w:r>
+        <w:rPr>
+          <w:rFonts w:hint="eastAsia"/>
+          <w:lang w:eastAsia="zh-CN"/>
+        </w:rPr>
+        <w:t>和共同非雷</w:t>
       </w:r>
     </w:p>
     <w:p>
@@ -195,7 +211,7 @@
           <w:kern w:val="0"/>
           <w:szCs w:val="24"/>
         </w:rPr>
-        <w:t>角落（对一个九宫格而言，中间是数字）</w:t>
+        <w:t>离数字较远区域</w:t>
       </w:r>
       <w:r>
         <w:rPr>
@@ -227,7 +243,6 @@
       <w:pPr>
         <w:ind w:left="720"/>
         <w:rPr>
-          <w:rFonts w:hint="eastAsia"/>
           <w:lang w:eastAsia="zh-CN"/>
         </w:rPr>
       </w:pPr>
@@ -284,12 +299,12 @@
       <w:pPr>
         <w:ind w:left="720"/>
         <w:rPr>
-          <w:rFonts w:hint="eastAsia"/>
-          <w:lang w:eastAsia="zh-CN"/>
-        </w:rPr>
-      </w:pPr>
-      <w:r>
-        <w:rPr>
+          <w:lang w:eastAsia="zh-CN"/>
+        </w:rPr>
+      </w:pPr>
+      <w:r>
+        <w:rPr>
+          <w:noProof/>
           <w:lang w:eastAsia="zh-CN"/>
         </w:rPr>
         <w:lastRenderedPageBreak/>

--- a/14种扫雷变体/C.docx
+++ b/14种扫雷变体/C.docx
@@ -241,6 +241,22 @@
     </w:p>
     <w:p>
       <w:pPr>
+        <w:ind w:firstLineChars="300" w:firstLine="720"/>
+        <w:rPr>
+          <w:lang w:eastAsia="zh-CN"/>
+        </w:rPr>
+      </w:pPr>
+      <w:r>
+        <w:rPr>
+          <w:rFonts w:cstheme="minorHAnsi" w:hint="eastAsia"/>
+          <w:szCs w:val="24"/>
+          <w:lang w:eastAsia="zh-CN"/>
+        </w:rPr>
+        <w:t>原理：较远区域更有可能导致不连通</w:t>
+      </w:r>
+    </w:p>
+    <w:p>
+      <w:pPr>
         <w:ind w:left="720"/>
         <w:rPr>
           <w:lang w:eastAsia="zh-CN"/>
@@ -278,7 +294,49 @@
           <w:rFonts w:hint="eastAsia"/>
           <w:lang w:eastAsia="zh-CN"/>
         </w:rPr>
-        <w:t>是雷，那么要么会超过下面的</w:t>
+        <w:t>是雷</w:t>
+      </w:r>
+      <w:r>
+        <w:rPr>
+          <w:rFonts w:hint="eastAsia"/>
+          <w:lang w:eastAsia="zh-CN"/>
+        </w:rPr>
+        <w:t>（离左边的</w:t>
+      </w:r>
+      <w:r>
+        <w:rPr>
+          <w:rFonts w:hint="eastAsia"/>
+          <w:lang w:eastAsia="zh-CN"/>
+        </w:rPr>
+        <w:t>2</w:t>
+      </w:r>
+      <w:r>
+        <w:rPr>
+          <w:rFonts w:hint="eastAsia"/>
+          <w:lang w:eastAsia="zh-CN"/>
+        </w:rPr>
+        <w:t>和下面的</w:t>
+      </w:r>
+      <w:r>
+        <w:rPr>
+          <w:rFonts w:hint="eastAsia"/>
+          <w:lang w:eastAsia="zh-CN"/>
+        </w:rPr>
+        <w:t>3</w:t>
+      </w:r>
+      <w:r>
+        <w:rPr>
+          <w:rFonts w:hint="eastAsia"/>
+          <w:lang w:eastAsia="zh-CN"/>
+        </w:rPr>
+        <w:t>较远）</w:t>
+      </w:r>
+      <w:r>
+        <w:rPr>
+          <w:rFonts w:hint="eastAsia"/>
+          <w:lang w:eastAsia="zh-CN"/>
+        </w:rPr>
+        <w:t>，那么要么会超过下面的</w:t>
       </w:r>
       <w:r>
         <w:rPr>

--- a/14种扫雷变体/C.docx
+++ b/14种扫雷变体/C.docx
@@ -211,7 +211,16 @@
           <w:kern w:val="0"/>
           <w:szCs w:val="24"/>
         </w:rPr>
-        <w:t>离数字较远区域</w:t>
+        <w:t>离数字较远</w:t>
+      </w:r>
+      <w:r>
+        <w:rPr>
+          <w:rFonts w:cstheme="minorHAnsi" w:hint="eastAsia"/>
+          <w:color w:val="000000"/>
+          <w:kern w:val="0"/>
+          <w:szCs w:val="24"/>
+        </w:rPr>
+        <w:t>处</w:t>
       </w:r>
       <w:r>
         <w:rPr>
@@ -252,7 +261,23 @@
           <w:szCs w:val="24"/>
           <w:lang w:eastAsia="zh-CN"/>
         </w:rPr>
-        <w:t>原理：较远区域更有可能导致不连通</w:t>
+        <w:t>原理：较远</w:t>
+      </w:r>
+      <w:r>
+        <w:rPr>
+          <w:rFonts w:cstheme="minorHAnsi" w:hint="eastAsia"/>
+          <w:szCs w:val="24"/>
+          <w:lang w:eastAsia="zh-CN"/>
+        </w:rPr>
+        <w:t>处有雷</w:t>
+      </w:r>
+      <w:r>
+        <w:rPr>
+          <w:rFonts w:cstheme="minorHAnsi" w:hint="eastAsia"/>
+          <w:szCs w:val="24"/>
+          <w:lang w:eastAsia="zh-CN"/>
+        </w:rPr>
+        <w:t>更有可能导致不连通</w:t>
       </w:r>
     </w:p>
     <w:p>
